--- a/2027/GEO330_Fall_Quarter/syllabus/Syllabus.docx
+++ b/2027/GEO330_Fall_Quarter/syllabus/Syllabus.docx
@@ -1,6 +1,6 @@
 
 <file path=word/document.xml><?xml version="1.0" encoding="utf-8"?>
-<w:document xmlns:wpc="http://schemas.microsoft.com/office/word/2010/wordprocessingCanvas" xmlns:cx="http://schemas.microsoft.com/office/drawing/2014/chartex" xmlns:cx1="http://schemas.microsoft.com/office/drawing/2015/9/8/chartex" xmlns:cx2="http://schemas.microsoft.com/office/drawing/2015/10/21/chartex" xmlns:cx3="http://schemas.microsoft.com/office/drawing/2016/5/9/chartex" xmlns:cx4="http://schemas.microsoft.com/office/drawing/2016/5/10/chartex" xmlns:cx5="http://schemas.microsoft.com/office/drawing/2016/5/11/chartex" xmlns:cx6="http://schemas.microsoft.com/office/drawing/2016/5/12/chartex" xmlns:cx7="http://schemas.microsoft.com/office/drawing/2016/5/13/chartex" xmlns:cx8="http://schemas.microsoft.com/office/drawing/2016/5/14/chartex" xmlns:mc="http://schemas.openxmlformats.org/markup-compatibility/2006" xmlns:aink="http://schemas.microsoft.com/office/drawing/2016/ink" xmlns:am3d="http://schemas.microsoft.com/office/drawing/2017/model3d" xmlns:o="urn:schemas-microsoft-com:office:office" xmlns:oel="http://schemas.microsoft.com/office/2019/extlst" xmlns:r="http://schemas.openxmlformats.org/officeDocument/2006/relationships" xmlns:m="http://schemas.openxmlformats.org/officeDocument/2006/math" xmlns:v="urn:schemas-microsoft-com:vml" xmlns:wp14="http://schemas.microsoft.com/office/word/2010/wordprocessingDrawing" xmlns:wp="http://schemas.openxmlformats.org/drawingml/2006/wordprocessingDrawing" xmlns:w10="urn:schemas-microsoft-com:office:word" xmlns:w="http://schemas.openxmlformats.org/wordprocessingml/2006/main" xmlns:w14="http://schemas.microsoft.com/office/word/2010/wordml" xmlns:w15="http://schemas.microsoft.com/office/word/2012/wordml" xmlns:w16cei="http://schemas.microsoft.com/office/word/2026/wordml/cei" xmlns:w16cex="http://schemas.microsoft.com/office/word/2018/wordml/cex" xmlns:w16cid="http://schemas.microsoft.com/office/word/2016/wordml/cid" xmlns:w16="http://schemas.microsoft.com/office/word/2018/wordml" xmlns:w16du="http://schemas.microsoft.com/office/word/2023/wordml/word16du" xmlns:w16sdtdh="http://schemas.microsoft.com/office/word/2020/wordml/sdtdatahash" xmlns:w16sdtfl="http://schemas.microsoft.com/office/word/2024/wordml/sdtformatlock" xmlns:w16se="http://schemas.microsoft.com/office/word/2015/wordml/symex" xmlns:wpg="http://schemas.microsoft.com/office/word/2010/wordprocessingGroup" xmlns:wpi="http://schemas.microsoft.com/office/word/2010/wordprocessingInk" xmlns:wne="http://schemas.microsoft.com/office/word/2006/wordml" xmlns:wps="http://schemas.microsoft.com/office/word/2010/wordprocessingShape" mc:Ignorable="w14 w15 w16se w16cid w16 w16cex w16sdtdh w16sdtfl w16du wp14">
+<w:document xmlns:wpc="http://schemas.microsoft.com/office/word/2010/wordprocessingCanvas" xmlns:cx="http://schemas.microsoft.com/office/drawing/2014/chartex" xmlns:cx1="http://schemas.microsoft.com/office/drawing/2015/9/8/chartex" xmlns:cx2="http://schemas.microsoft.com/office/drawing/2015/10/21/chartex" xmlns:cx3="http://schemas.microsoft.com/office/drawing/2016/5/9/chartex" xmlns:cx4="http://schemas.microsoft.com/office/drawing/2016/5/10/chartex" xmlns:cx5="http://schemas.microsoft.com/office/drawing/2016/5/11/chartex" xmlns:cx6="http://schemas.microsoft.com/office/drawing/2016/5/12/chartex" xmlns:cx7="http://schemas.microsoft.com/office/drawing/2016/5/13/chartex" xmlns:cx8="http://schemas.microsoft.com/office/drawing/2016/5/14/chartex" xmlns:mc="http://schemas.openxmlformats.org/markup-compatibility/2006" xmlns:aink="http://schemas.microsoft.com/office/drawing/2016/ink" xmlns:am3d="http://schemas.microsoft.com/office/drawing/2017/model3d" xmlns:o="urn:schemas-microsoft-com:office:office" xmlns:oel="http://schemas.microsoft.com/office/2019/extlst" xmlns:r="http://schemas.openxmlformats.org/officeDocument/2006/relationships" xmlns:m="http://schemas.openxmlformats.org/officeDocument/2006/math" xmlns:v="urn:schemas-microsoft-com:vml" xmlns:wp14="http://schemas.microsoft.com/office/word/2010/wordprocessingDrawing" xmlns:wp="http://schemas.openxmlformats.org/drawingml/2006/wordprocessingDrawing" xmlns:w10="urn:schemas-microsoft-com:office:word" xmlns:w="http://schemas.openxmlformats.org/wordprocessingml/2006/main" xmlns:w14="http://schemas.microsoft.com/office/word/2010/wordml" xmlns:w15="http://schemas.microsoft.com/office/word/2012/wordml" xmlns:w16cex="http://schemas.microsoft.com/office/word/2018/wordml/cex" xmlns:w16cid="http://schemas.microsoft.com/office/word/2016/wordml/cid" xmlns:w16="http://schemas.microsoft.com/office/word/2018/wordml" xmlns:w16du="http://schemas.microsoft.com/office/word/2023/wordml/word16du" xmlns:w16sdtdh="http://schemas.microsoft.com/office/word/2020/wordml/sdtdatahash" xmlns:w16sdtfl="http://schemas.microsoft.com/office/word/2024/wordml/sdtformatlock" xmlns:w16se="http://schemas.microsoft.com/office/word/2015/wordml/symex" xmlns:wpg="http://schemas.microsoft.com/office/word/2010/wordprocessingGroup" xmlns:wpi="http://schemas.microsoft.com/office/word/2010/wordprocessingInk" xmlns:wne="http://schemas.microsoft.com/office/word/2006/wordml" xmlns:wps="http://schemas.microsoft.com/office/word/2010/wordprocessingShape" mc:Ignorable="w14 w15 w16se w16cid w16 w16cex w16sdtdh w16sdtfl w16du wp14">
   <w:body>
     <w:p>
       <w:pPr>
@@ -442,7 +442,7 @@
               </wp:anchor>
             </w:drawing>
           </mc:Choice>
-          <mc:Fallback>
+          <mc:Fallback xmlns:w16cei="http://schemas.microsoft.com/office/word/2026/wordml/cei">
             <w:pict>
               <v:rect w14:anchorId="60A8BAED" id="docshape3" o:spid="_x0000_s1026" style="position:absolute;margin-left:70.55pt;margin-top:16.65pt;width:470.9pt;height:.5pt;z-index:-251658239;visibility:visible;mso-wrap-style:square;mso-width-percent:0;mso-height-percent:0;mso-wrap-distance-left:0;mso-wrap-distance-top:0;mso-wrap-distance-right:0;mso-wrap-distance-bottom:0;mso-position-horizontal:absolute;mso-position-horizontal-relative:page;mso-position-vertical:absolute;mso-position-vertical-relative:text;mso-width-percent:0;mso-height-percent:0;mso-width-relative:page;mso-height-relative:page;v-text-anchor:top" o:gfxdata="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" fillcolor="black" stroked="f">
                 <w10:wrap type="topAndBottom" anchorx="page"/>
@@ -848,7 +848,7 @@
               </wp:anchor>
             </w:drawing>
           </mc:Choice>
-          <mc:Fallback>
+          <mc:Fallback xmlns:w16cei="http://schemas.microsoft.com/office/word/2026/wordml/cei">
             <w:pict>
               <v:rect w14:anchorId="1341F83E" id="docshape4" o:spid="_x0000_s1026" style="position:absolute;margin-left:70.55pt;margin-top:14.55pt;width:470.9pt;height:.5pt;z-index:-251658238;visibility:visible;mso-wrap-style:square;mso-width-percent:0;mso-height-percent:0;mso-wrap-distance-left:0;mso-wrap-distance-top:0;mso-wrap-distance-right:0;mso-wrap-distance-bottom:0;mso-position-horizontal:absolute;mso-position-horizontal-relative:page;mso-position-vertical:absolute;mso-position-vertical-relative:text;mso-width-percent:0;mso-height-percent:0;mso-width-relative:page;mso-height-relative:page;v-text-anchor:top" o:gfxdata="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" fillcolor="black" stroked="f">
                 <w10:wrap type="topAndBottom" anchorx="page"/>
@@ -1167,7 +1167,7 @@
               </wp:anchor>
             </w:drawing>
           </mc:Choice>
-          <mc:Fallback>
+          <mc:Fallback xmlns:w16cei="http://schemas.microsoft.com/office/word/2026/wordml/cei">
             <w:pict>
               <v:rect w14:anchorId="39DB61C3" id="docshape5" o:spid="_x0000_s1026" style="position:absolute;margin-left:70.55pt;margin-top:19.1pt;width:470.9pt;height:.5pt;z-index:-251658237;visibility:visible;mso-wrap-style:square;mso-width-percent:0;mso-height-percent:0;mso-wrap-distance-left:0;mso-wrap-distance-top:0;mso-wrap-distance-right:0;mso-wrap-distance-bottom:0;mso-position-horizontal:absolute;mso-position-horizontal-relative:page;mso-position-vertical:absolute;mso-position-vertical-relative:text;mso-width-percent:0;mso-height-percent:0;mso-width-relative:page;mso-height-relative:page;v-text-anchor:top" o:gfxdata="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" fillcolor="black" stroked="f">
                 <w10:wrap type="topAndBottom" anchorx="page"/>
@@ -2638,7 +2638,7 @@
               </wp:anchor>
             </w:drawing>
           </mc:Choice>
-          <mc:Fallback>
+          <mc:Fallback xmlns:w16cei="http://schemas.microsoft.com/office/word/2026/wordml/cei">
             <w:pict>
               <v:rect w14:anchorId="4319402C" id="docshape6" o:spid="_x0000_s1026" style="position:absolute;margin-left:70.55pt;margin-top:13.9pt;width:470.9pt;height:.5pt;z-index:-251658236;visibility:visible;mso-wrap-style:square;mso-width-percent:0;mso-height-percent:0;mso-wrap-distance-left:0;mso-wrap-distance-top:0;mso-wrap-distance-right:0;mso-wrap-distance-bottom:0;mso-position-horizontal:absolute;mso-position-horizontal-relative:page;mso-position-vertical:absolute;mso-position-vertical-relative:text;mso-width-percent:0;mso-height-percent:0;mso-width-relative:page;mso-height-relative:page;v-text-anchor:top" o:gfxdata="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" fillcolor="black" stroked="f">
                 <w10:wrap type="topAndBottom" anchorx="page"/>
@@ -2888,7 +2888,7 @@
               </wp:anchor>
             </w:drawing>
           </mc:Choice>
-          <mc:Fallback>
+          <mc:Fallback xmlns:w16cei="http://schemas.microsoft.com/office/word/2026/wordml/cei">
             <w:pict>
               <v:rect w14:anchorId="7BA80097" id="docshape7" o:spid="_x0000_s1026" style="position:absolute;margin-left:70.55pt;margin-top:14.45pt;width:470.9pt;height:.5pt;z-index:-251656185;visibility:visible;mso-wrap-style:square;mso-width-percent:0;mso-height-percent:0;mso-wrap-distance-left:0;mso-wrap-distance-top:0;mso-wrap-distance-right:0;mso-wrap-distance-bottom:0;mso-position-horizontal:absolute;mso-position-horizontal-relative:page;mso-position-vertical:absolute;mso-position-vertical-relative:text;mso-width-percent:0;mso-height-percent:0;mso-width-relative:page;mso-height-relative:page;v-text-anchor:top" o:gfxdata="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" fillcolor="black" stroked="f">
                 <w10:wrap type="topAndBottom" anchorx="page"/>
@@ -2953,7 +2953,14 @@
           <w:b w:val="0"/>
           <w:bCs w:val="0"/>
         </w:rPr>
-        <w:t>9/8</w:t>
+        <w:t>9/</w:t>
+      </w:r>
+      <w:r>
+        <w:rPr>
+          <w:b w:val="0"/>
+          <w:bCs w:val="0"/>
+        </w:rPr>
+        <w:t>15</w:t>
       </w:r>
       <w:r>
         <w:rPr>
@@ -3029,7 +3036,14 @@
           <w:b w:val="0"/>
           <w:bCs w:val="0"/>
         </w:rPr>
-        <w:t>9/15</w:t>
+        <w:t>9/</w:t>
+      </w:r>
+      <w:r>
+        <w:rPr>
+          <w:b w:val="0"/>
+          <w:bCs w:val="0"/>
+        </w:rPr>
+        <w:t>22</w:t>
       </w:r>
       <w:r>
         <w:rPr>
@@ -3084,7 +3098,14 @@
           <w:b w:val="0"/>
           <w:bCs w:val="0"/>
         </w:rPr>
-        <w:t>9/22</w:t>
+        <w:t>9/2</w:t>
+      </w:r>
+      <w:r>
+        <w:rPr>
+          <w:b w:val="0"/>
+          <w:bCs w:val="0"/>
+        </w:rPr>
+        <w:t>9</w:t>
       </w:r>
       <w:r>
         <w:rPr>
@@ -3146,7 +3167,7 @@
           <w:b w:val="0"/>
           <w:bCs w:val="0"/>
         </w:rPr>
-        <w:t>9/29</w:t>
+        <w:t>10/6</w:t>
       </w:r>
       <w:r>
         <w:rPr>
@@ -3222,7 +3243,7 @@
           <w:b w:val="0"/>
           <w:bCs w:val="0"/>
         </w:rPr>
-        <w:t>6</w:t>
+        <w:t>13</w:t>
       </w:r>
       <w:r>
         <w:rPr>
@@ -3312,7 +3333,7 @@
           <w:b w:val="0"/>
           <w:bCs w:val="0"/>
         </w:rPr>
-        <w:t>13</w:t>
+        <w:t>20</w:t>
       </w:r>
       <w:r>
         <w:rPr>
@@ -3388,7 +3409,14 @@
           <w:b w:val="0"/>
           <w:bCs w:val="0"/>
         </w:rPr>
-        <w:t>10/20</w:t>
+        <w:t>10/2</w:t>
+      </w:r>
+      <w:r>
+        <w:rPr>
+          <w:b w:val="0"/>
+          <w:bCs w:val="0"/>
+        </w:rPr>
+        <w:t>7</w:t>
       </w:r>
       <w:r>
         <w:rPr>
@@ -3457,7 +3485,7 @@
           <w:b w:val="0"/>
           <w:bCs w:val="0"/>
         </w:rPr>
-        <w:t>10/27</w:t>
+        <w:t>11/3</w:t>
       </w:r>
       <w:r>
         <w:rPr>
@@ -3533,7 +3561,14 @@
           <w:b w:val="0"/>
           <w:bCs w:val="0"/>
         </w:rPr>
-        <w:t>11/3</w:t>
+        <w:t>11/</w:t>
+      </w:r>
+      <w:r>
+        <w:rPr>
+          <w:b w:val="0"/>
+          <w:bCs w:val="0"/>
+        </w:rPr>
+        <w:t>10</w:t>
       </w:r>
       <w:r>
         <w:rPr>
@@ -3588,7 +3623,14 @@
           <w:b w:val="0"/>
           <w:bCs w:val="0"/>
         </w:rPr>
-        <w:t>11/10</w:t>
+        <w:t>11/1</w:t>
+      </w:r>
+      <w:r>
+        <w:rPr>
+          <w:b w:val="0"/>
+          <w:bCs w:val="0"/>
+        </w:rPr>
+        <w:t>7</w:t>
       </w:r>
       <w:r>
         <w:rPr>
@@ -3609,23 +3651,7 @@
           <w:b w:val="0"/>
           <w:bCs w:val="0"/>
         </w:rPr>
-        <w:t xml:space="preserve">Advocating </w:t>
-      </w:r>
-      <w:proofErr w:type="gramStart"/>
-      <w:r>
-        <w:rPr>
-          <w:b w:val="0"/>
-          <w:bCs w:val="0"/>
-        </w:rPr>
-        <w:t>for</w:t>
-      </w:r>
-      <w:proofErr w:type="gramEnd"/>
-      <w:r>
-        <w:rPr>
-          <w:b w:val="0"/>
-          <w:bCs w:val="0"/>
-        </w:rPr>
-        <w:t xml:space="preserve"> sustainable transportation systems</w:t>
+        <w:t>Advocating for sustainable transportation systems</w:t>
       </w:r>
       <w:r>
         <w:rPr>
@@ -3680,14 +3706,14 @@
           <w:b w:val="0"/>
           <w:bCs w:val="0"/>
         </w:rPr>
-        <w:t>/1</w:t>
-      </w:r>
-      <w:r>
-        <w:rPr>
-          <w:b w:val="0"/>
-          <w:bCs w:val="0"/>
-        </w:rPr>
-        <w:t>7</w:t>
+        <w:t>/</w:t>
+      </w:r>
+      <w:r>
+        <w:rPr>
+          <w:b w:val="0"/>
+          <w:bCs w:val="0"/>
+        </w:rPr>
+        <w:t>24</w:t>
       </w:r>
       <w:r>
         <w:rPr>
@@ -3791,7 +3817,7 @@
           <w:b w:val="0"/>
           <w:bCs w:val="0"/>
         </w:rPr>
-        <w:t>0</w:t>
+        <w:t>7</w:t>
       </w:r>
       <w:r>
         <w:rPr>
@@ -3881,7 +3907,7 @@
               </wp:anchor>
             </w:drawing>
           </mc:Choice>
-          <mc:Fallback>
+          <mc:Fallback xmlns:w16cei="http://schemas.microsoft.com/office/word/2026/wordml/cei">
             <w:pict>
               <v:rect w14:anchorId="562FB036" id="docshape7" o:spid="_x0000_s1026" style="position:absolute;margin-left:70.55pt;margin-top:14.45pt;width:470.9pt;height:.5pt;z-index:-251658235;visibility:visible;mso-wrap-style:square;mso-width-percent:0;mso-height-percent:0;mso-wrap-distance-left:0;mso-wrap-distance-top:0;mso-wrap-distance-right:0;mso-wrap-distance-bottom:0;mso-position-horizontal:absolute;mso-position-horizontal-relative:page;mso-position-vertical:absolute;mso-position-vertical-relative:text;mso-width-percent:0;mso-height-percent:0;mso-width-relative:page;mso-height-relative:page;v-text-anchor:top" o:gfxdata="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" fillcolor="black" stroked="f">
                 <w10:wrap type="topAndBottom" anchorx="page"/>
@@ -5922,10 +5948,7 @@
         <w:t xml:space="preserve"> </w:t>
       </w:r>
       <w:r>
-        <w:t>Seven</w:t>
-      </w:r>
-      <w:r>
-        <w:t>:</w:t>
+        <w:t>Seven:</w:t>
       </w:r>
       <w:r>
         <w:rPr>
@@ -6690,7 +6713,7 @@
               </wp:anchor>
             </w:drawing>
           </mc:Choice>
-          <mc:Fallback>
+          <mc:Fallback xmlns:w16cei="http://schemas.microsoft.com/office/word/2026/wordml/cei">
             <w:pict>
               <v:rect w14:anchorId="5B1B3FE7" id="docshape8" o:spid="_x0000_s1026" style="position:absolute;margin-left:70.55pt;margin-top:19.1pt;width:470.9pt;height:.5pt;z-index:-251658234;visibility:visible;mso-wrap-style:square;mso-width-percent:0;mso-height-percent:0;mso-wrap-distance-left:0;mso-wrap-distance-top:0;mso-wrap-distance-right:0;mso-wrap-distance-bottom:0;mso-position-horizontal:absolute;mso-position-horizontal-relative:page;mso-position-vertical:absolute;mso-position-vertical-relative:text;mso-width-percent:0;mso-height-percent:0;mso-width-relative:page;mso-height-relative:page;v-text-anchor:top" o:gfxdata="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" fillcolor="black" stroked="f">
                 <w10:wrap type="topAndBottom" anchorx="page"/>
@@ -9580,7 +9603,7 @@
 </file>
 
 <file path=word/endnotes.xml><?xml version="1.0" encoding="utf-8"?>
-<w:endnotes xmlns:wpc="http://schemas.microsoft.com/office/word/2010/wordprocessingCanvas" xmlns:cx="http://schemas.microsoft.com/office/drawing/2014/chartex" xmlns:cx1="http://schemas.microsoft.com/office/drawing/2015/9/8/chartex" xmlns:cx2="http://schemas.microsoft.com/office/drawing/2015/10/21/chartex" xmlns:cx3="http://schemas.microsoft.com/office/drawing/2016/5/9/chartex" xmlns:cx4="http://schemas.microsoft.com/office/drawing/2016/5/10/chartex" xmlns:cx5="http://schemas.microsoft.com/office/drawing/2016/5/11/chartex" xmlns:cx6="http://schemas.microsoft.com/office/drawing/2016/5/12/chartex" xmlns:cx7="http://schemas.microsoft.com/office/drawing/2016/5/13/chartex" xmlns:cx8="http://schemas.microsoft.com/office/drawing/2016/5/14/chartex" xmlns:mc="http://schemas.openxmlformats.org/markup-compatibility/2006" xmlns:aink="http://schemas.microsoft.com/office/drawing/2016/ink" xmlns:am3d="http://schemas.microsoft.com/office/drawing/2017/model3d" xmlns:o="urn:schemas-microsoft-com:office:office" xmlns:oel="http://schemas.microsoft.com/office/2019/extlst" xmlns:r="http://schemas.openxmlformats.org/officeDocument/2006/relationships" xmlns:m="http://schemas.openxmlformats.org/officeDocument/2006/math" xmlns:v="urn:schemas-microsoft-com:vml" xmlns:wp14="http://schemas.microsoft.com/office/word/2010/wordprocessingDrawing" xmlns:wp="http://schemas.openxmlformats.org/drawingml/2006/wordprocessingDrawing" xmlns:w10="urn:schemas-microsoft-com:office:word" xmlns:w="http://schemas.openxmlformats.org/wordprocessingml/2006/main" xmlns:w14="http://schemas.microsoft.com/office/word/2010/wordml" xmlns:w15="http://schemas.microsoft.com/office/word/2012/wordml" xmlns:w16cei="http://schemas.microsoft.com/office/word/2026/wordml/cei" xmlns:w16cex="http://schemas.microsoft.com/office/word/2018/wordml/cex" xmlns:w16cid="http://schemas.microsoft.com/office/word/2016/wordml/cid" xmlns:w16="http://schemas.microsoft.com/office/word/2018/wordml" xmlns:w16du="http://schemas.microsoft.com/office/word/2023/wordml/word16du" xmlns:w16sdtdh="http://schemas.microsoft.com/office/word/2020/wordml/sdtdatahash" xmlns:w16sdtfl="http://schemas.microsoft.com/office/word/2024/wordml/sdtformatlock" xmlns:w16se="http://schemas.microsoft.com/office/word/2015/wordml/symex" xmlns:wpg="http://schemas.microsoft.com/office/word/2010/wordprocessingGroup" xmlns:wpi="http://schemas.microsoft.com/office/word/2010/wordprocessingInk" xmlns:wne="http://schemas.microsoft.com/office/word/2006/wordml" xmlns:wps="http://schemas.microsoft.com/office/word/2010/wordprocessingShape" mc:Ignorable="w14 w15 w16se w16cid w16 w16cex w16sdtdh w16sdtfl w16du wp14">
+<w:endnotes xmlns:wpc="http://schemas.microsoft.com/office/word/2010/wordprocessingCanvas" xmlns:cx="http://schemas.microsoft.com/office/drawing/2014/chartex" xmlns:cx1="http://schemas.microsoft.com/office/drawing/2015/9/8/chartex" xmlns:cx2="http://schemas.microsoft.com/office/drawing/2015/10/21/chartex" xmlns:cx3="http://schemas.microsoft.com/office/drawing/2016/5/9/chartex" xmlns:cx4="http://schemas.microsoft.com/office/drawing/2016/5/10/chartex" xmlns:cx5="http://schemas.microsoft.com/office/drawing/2016/5/11/chartex" xmlns:cx6="http://schemas.microsoft.com/office/drawing/2016/5/12/chartex" xmlns:cx7="http://schemas.microsoft.com/office/drawing/2016/5/13/chartex" xmlns:cx8="http://schemas.microsoft.com/office/drawing/2016/5/14/chartex" xmlns:mc="http://schemas.openxmlformats.org/markup-compatibility/2006" xmlns:aink="http://schemas.microsoft.com/office/drawing/2016/ink" xmlns:am3d="http://schemas.microsoft.com/office/drawing/2017/model3d" xmlns:o="urn:schemas-microsoft-com:office:office" xmlns:oel="http://schemas.microsoft.com/office/2019/extlst" xmlns:r="http://schemas.openxmlformats.org/officeDocument/2006/relationships" xmlns:m="http://schemas.openxmlformats.org/officeDocument/2006/math" xmlns:v="urn:schemas-microsoft-com:vml" xmlns:wp14="http://schemas.microsoft.com/office/word/2010/wordprocessingDrawing" xmlns:wp="http://schemas.openxmlformats.org/drawingml/2006/wordprocessingDrawing" xmlns:w10="urn:schemas-microsoft-com:office:word" xmlns:w="http://schemas.openxmlformats.org/wordprocessingml/2006/main" xmlns:w14="http://schemas.microsoft.com/office/word/2010/wordml" xmlns:w15="http://schemas.microsoft.com/office/word/2012/wordml" xmlns:w16cex="http://schemas.microsoft.com/office/word/2018/wordml/cex" xmlns:w16cid="http://schemas.microsoft.com/office/word/2016/wordml/cid" xmlns:w16="http://schemas.microsoft.com/office/word/2018/wordml" xmlns:w16du="http://schemas.microsoft.com/office/word/2023/wordml/word16du" xmlns:w16sdtdh="http://schemas.microsoft.com/office/word/2020/wordml/sdtdatahash" xmlns:w16sdtfl="http://schemas.microsoft.com/office/word/2024/wordml/sdtformatlock" xmlns:w16se="http://schemas.microsoft.com/office/word/2015/wordml/symex" xmlns:wpg="http://schemas.microsoft.com/office/word/2010/wordprocessingGroup" xmlns:wpi="http://schemas.microsoft.com/office/word/2010/wordprocessingInk" xmlns:wne="http://schemas.microsoft.com/office/word/2006/wordml" xmlns:wps="http://schemas.microsoft.com/office/word/2010/wordprocessingShape" mc:Ignorable="w14 w15 w16se w16cid w16 w16cex w16sdtdh w16sdtfl w16du wp14">
   <w:endnote w:type="separator" w:id="-1">
     <w:p>
       <w:r>
@@ -9602,7 +9625,7 @@
 </file>
 
 <file path=word/footer1.xml><?xml version="1.0" encoding="utf-8"?>
-<w:ftr xmlns:wpc="http://schemas.microsoft.com/office/word/2010/wordprocessingCanvas" xmlns:cx="http://schemas.microsoft.com/office/drawing/2014/chartex" xmlns:cx1="http://schemas.microsoft.com/office/drawing/2015/9/8/chartex" xmlns:cx2="http://schemas.microsoft.com/office/drawing/2015/10/21/chartex" xmlns:cx3="http://schemas.microsoft.com/office/drawing/2016/5/9/chartex" xmlns:cx4="http://schemas.microsoft.com/office/drawing/2016/5/10/chartex" xmlns:cx5="http://schemas.microsoft.com/office/drawing/2016/5/11/chartex" xmlns:cx6="http://schemas.microsoft.com/office/drawing/2016/5/12/chartex" xmlns:cx7="http://schemas.microsoft.com/office/drawing/2016/5/13/chartex" xmlns:cx8="http://schemas.microsoft.com/office/drawing/2016/5/14/chartex" xmlns:mc="http://schemas.openxmlformats.org/markup-compatibility/2006" xmlns:aink="http://schemas.microsoft.com/office/drawing/2016/ink" xmlns:am3d="http://schemas.microsoft.com/office/drawing/2017/model3d" xmlns:o="urn:schemas-microsoft-com:office:office" xmlns:oel="http://schemas.microsoft.com/office/2019/extlst" xmlns:r="http://schemas.openxmlformats.org/officeDocument/2006/relationships" xmlns:m="http://schemas.openxmlformats.org/officeDocument/2006/math" xmlns:v="urn:schemas-microsoft-com:vml" xmlns:wp14="http://schemas.microsoft.com/office/word/2010/wordprocessingDrawing" xmlns:wp="http://schemas.openxmlformats.org/drawingml/2006/wordprocessingDrawing" xmlns:w10="urn:schemas-microsoft-com:office:word" xmlns:w="http://schemas.openxmlformats.org/wordprocessingml/2006/main" xmlns:w14="http://schemas.microsoft.com/office/word/2010/wordml" xmlns:w15="http://schemas.microsoft.com/office/word/2012/wordml" xmlns:w16cei="http://schemas.microsoft.com/office/word/2026/wordml/cei" xmlns:w16cex="http://schemas.microsoft.com/office/word/2018/wordml/cex" xmlns:w16cid="http://schemas.microsoft.com/office/word/2016/wordml/cid" xmlns:w16="http://schemas.microsoft.com/office/word/2018/wordml" xmlns:w16du="http://schemas.microsoft.com/office/word/2023/wordml/word16du" xmlns:w16sdtdh="http://schemas.microsoft.com/office/word/2020/wordml/sdtdatahash" xmlns:w16sdtfl="http://schemas.microsoft.com/office/word/2024/wordml/sdtformatlock" xmlns:w16se="http://schemas.microsoft.com/office/word/2015/wordml/symex" xmlns:wpg="http://schemas.microsoft.com/office/word/2010/wordprocessingGroup" xmlns:wpi="http://schemas.microsoft.com/office/word/2010/wordprocessingInk" xmlns:wne="http://schemas.microsoft.com/office/word/2006/wordml" xmlns:wps="http://schemas.microsoft.com/office/word/2010/wordprocessingShape" mc:Ignorable="w14 w15 w16se w16cid w16 w16cex w16sdtdh w16sdtfl w16du wp14">
+<w:ftr xmlns:wpc="http://schemas.microsoft.com/office/word/2010/wordprocessingCanvas" xmlns:cx="http://schemas.microsoft.com/office/drawing/2014/chartex" xmlns:cx1="http://schemas.microsoft.com/office/drawing/2015/9/8/chartex" xmlns:cx2="http://schemas.microsoft.com/office/drawing/2015/10/21/chartex" xmlns:cx3="http://schemas.microsoft.com/office/drawing/2016/5/9/chartex" xmlns:cx4="http://schemas.microsoft.com/office/drawing/2016/5/10/chartex" xmlns:cx5="http://schemas.microsoft.com/office/drawing/2016/5/11/chartex" xmlns:cx6="http://schemas.microsoft.com/office/drawing/2016/5/12/chartex" xmlns:cx7="http://schemas.microsoft.com/office/drawing/2016/5/13/chartex" xmlns:cx8="http://schemas.microsoft.com/office/drawing/2016/5/14/chartex" xmlns:mc="http://schemas.openxmlformats.org/markup-compatibility/2006" xmlns:aink="http://schemas.microsoft.com/office/drawing/2016/ink" xmlns:am3d="http://schemas.microsoft.com/office/drawing/2017/model3d" xmlns:o="urn:schemas-microsoft-com:office:office" xmlns:oel="http://schemas.microsoft.com/office/2019/extlst" xmlns:r="http://schemas.openxmlformats.org/officeDocument/2006/relationships" xmlns:m="http://schemas.openxmlformats.org/officeDocument/2006/math" xmlns:v="urn:schemas-microsoft-com:vml" xmlns:wp14="http://schemas.microsoft.com/office/word/2010/wordprocessingDrawing" xmlns:wp="http://schemas.openxmlformats.org/drawingml/2006/wordprocessingDrawing" xmlns:w10="urn:schemas-microsoft-com:office:word" xmlns:w="http://schemas.openxmlformats.org/wordprocessingml/2006/main" xmlns:w14="http://schemas.microsoft.com/office/word/2010/wordml" xmlns:w15="http://schemas.microsoft.com/office/word/2012/wordml" xmlns:w16cex="http://schemas.microsoft.com/office/word/2018/wordml/cex" xmlns:w16cid="http://schemas.microsoft.com/office/word/2016/wordml/cid" xmlns:w16="http://schemas.microsoft.com/office/word/2018/wordml" xmlns:w16du="http://schemas.microsoft.com/office/word/2023/wordml/word16du" xmlns:w16sdtdh="http://schemas.microsoft.com/office/word/2020/wordml/sdtdatahash" xmlns:w16sdtfl="http://schemas.microsoft.com/office/word/2024/wordml/sdtformatlock" xmlns:w16se="http://schemas.microsoft.com/office/word/2015/wordml/symex" xmlns:wpg="http://schemas.microsoft.com/office/word/2010/wordprocessingGroup" xmlns:wpi="http://schemas.microsoft.com/office/word/2010/wordprocessingInk" xmlns:wne="http://schemas.microsoft.com/office/word/2006/wordml" xmlns:wps="http://schemas.microsoft.com/office/word/2010/wordprocessingShape" mc:Ignorable="w14 w15 w16se w16cid w16 w16cex w16sdtdh w16sdtfl w16du wp14">
   <w:p>
     <w:pPr>
       <w:pStyle w:val="BodyText"/>
@@ -9756,7 +9779,7 @@
 </file>
 
 <file path=word/footnotes.xml><?xml version="1.0" encoding="utf-8"?>
-<w:footnotes xmlns:wpc="http://schemas.microsoft.com/office/word/2010/wordprocessingCanvas" xmlns:cx="http://schemas.microsoft.com/office/drawing/2014/chartex" xmlns:cx1="http://schemas.microsoft.com/office/drawing/2015/9/8/chartex" xmlns:cx2="http://schemas.microsoft.com/office/drawing/2015/10/21/chartex" xmlns:cx3="http://schemas.microsoft.com/office/drawing/2016/5/9/chartex" xmlns:cx4="http://schemas.microsoft.com/office/drawing/2016/5/10/chartex" xmlns:cx5="http://schemas.microsoft.com/office/drawing/2016/5/11/chartex" xmlns:cx6="http://schemas.microsoft.com/office/drawing/2016/5/12/chartex" xmlns:cx7="http://schemas.microsoft.com/office/drawing/2016/5/13/chartex" xmlns:cx8="http://schemas.microsoft.com/office/drawing/2016/5/14/chartex" xmlns:mc="http://schemas.openxmlformats.org/markup-compatibility/2006" xmlns:aink="http://schemas.microsoft.com/office/drawing/2016/ink" xmlns:am3d="http://schemas.microsoft.com/office/drawing/2017/model3d" xmlns:o="urn:schemas-microsoft-com:office:office" xmlns:oel="http://schemas.microsoft.com/office/2019/extlst" xmlns:r="http://schemas.openxmlformats.org/officeDocument/2006/relationships" xmlns:m="http://schemas.openxmlformats.org/officeDocument/2006/math" xmlns:v="urn:schemas-microsoft-com:vml" xmlns:wp14="http://schemas.microsoft.com/office/word/2010/wordprocessingDrawing" xmlns:wp="http://schemas.openxmlformats.org/drawingml/2006/wordprocessingDrawing" xmlns:w10="urn:schemas-microsoft-com:office:word" xmlns:w="http://schemas.openxmlformats.org/wordprocessingml/2006/main" xmlns:w14="http://schemas.microsoft.com/office/word/2010/wordml" xmlns:w15="http://schemas.microsoft.com/office/word/2012/wordml" xmlns:w16cei="http://schemas.microsoft.com/office/word/2026/wordml/cei" xmlns:w16cex="http://schemas.microsoft.com/office/word/2018/wordml/cex" xmlns:w16cid="http://schemas.microsoft.com/office/word/2016/wordml/cid" xmlns:w16="http://schemas.microsoft.com/office/word/2018/wordml" xmlns:w16du="http://schemas.microsoft.com/office/word/2023/wordml/word16du" xmlns:w16sdtdh="http://schemas.microsoft.com/office/word/2020/wordml/sdtdatahash" xmlns:w16sdtfl="http://schemas.microsoft.com/office/word/2024/wordml/sdtformatlock" xmlns:w16se="http://schemas.microsoft.com/office/word/2015/wordml/symex" xmlns:wpg="http://schemas.microsoft.com/office/word/2010/wordprocessingGroup" xmlns:wpi="http://schemas.microsoft.com/office/word/2010/wordprocessingInk" xmlns:wne="http://schemas.microsoft.com/office/word/2006/wordml" xmlns:wps="http://schemas.microsoft.com/office/word/2010/wordprocessingShape" mc:Ignorable="w14 w15 w16se w16cid w16 w16cex w16sdtdh w16sdtfl w16du wp14">
+<w:footnotes xmlns:wpc="http://schemas.microsoft.com/office/word/2010/wordprocessingCanvas" xmlns:cx="http://schemas.microsoft.com/office/drawing/2014/chartex" xmlns:cx1="http://schemas.microsoft.com/office/drawing/2015/9/8/chartex" xmlns:cx2="http://schemas.microsoft.com/office/drawing/2015/10/21/chartex" xmlns:cx3="http://schemas.microsoft.com/office/drawing/2016/5/9/chartex" xmlns:cx4="http://schemas.microsoft.com/office/drawing/2016/5/10/chartex" xmlns:cx5="http://schemas.microsoft.com/office/drawing/2016/5/11/chartex" xmlns:cx6="http://schemas.microsoft.com/office/drawing/2016/5/12/chartex" xmlns:cx7="http://schemas.microsoft.com/office/drawing/2016/5/13/chartex" xmlns:cx8="http://schemas.microsoft.com/office/drawing/2016/5/14/chartex" xmlns:mc="http://schemas.openxmlformats.org/markup-compatibility/2006" xmlns:aink="http://schemas.microsoft.com/office/drawing/2016/ink" xmlns:am3d="http://schemas.microsoft.com/office/drawing/2017/model3d" xmlns:o="urn:schemas-microsoft-com:office:office" xmlns:oel="http://schemas.microsoft.com/office/2019/extlst" xmlns:r="http://schemas.openxmlformats.org/officeDocument/2006/relationships" xmlns:m="http://schemas.openxmlformats.org/officeDocument/2006/math" xmlns:v="urn:schemas-microsoft-com:vml" xmlns:wp14="http://schemas.microsoft.com/office/word/2010/wordprocessingDrawing" xmlns:wp="http://schemas.openxmlformats.org/drawingml/2006/wordprocessingDrawing" xmlns:w10="urn:schemas-microsoft-com:office:word" xmlns:w="http://schemas.openxmlformats.org/wordprocessingml/2006/main" xmlns:w14="http://schemas.microsoft.com/office/word/2010/wordml" xmlns:w15="http://schemas.microsoft.com/office/word/2012/wordml" xmlns:w16cex="http://schemas.microsoft.com/office/word/2018/wordml/cex" xmlns:w16cid="http://schemas.microsoft.com/office/word/2016/wordml/cid" xmlns:w16="http://schemas.microsoft.com/office/word/2018/wordml" xmlns:w16du="http://schemas.microsoft.com/office/word/2023/wordml/word16du" xmlns:w16sdtdh="http://schemas.microsoft.com/office/word/2020/wordml/sdtdatahash" xmlns:w16sdtfl="http://schemas.microsoft.com/office/word/2024/wordml/sdtformatlock" xmlns:w16se="http://schemas.microsoft.com/office/word/2015/wordml/symex" xmlns:wpg="http://schemas.microsoft.com/office/word/2010/wordprocessingGroup" xmlns:wpi="http://schemas.microsoft.com/office/word/2010/wordprocessingInk" xmlns:wne="http://schemas.microsoft.com/office/word/2006/wordml" xmlns:wps="http://schemas.microsoft.com/office/word/2010/wordprocessingShape" mc:Ignorable="w14 w15 w16se w16cid w16 w16cex w16sdtdh w16sdtfl w16du wp14">
   <w:footnote w:type="separator" w:id="-1">
     <w:p>
       <w:r>
@@ -9778,7 +9801,7 @@
 </file>
 
 <file path=word/header1.xml><?xml version="1.0" encoding="utf-8"?>
-<w:hdr xmlns:wpc="http://schemas.microsoft.com/office/word/2010/wordprocessingCanvas" xmlns:cx="http://schemas.microsoft.com/office/drawing/2014/chartex" xmlns:cx1="http://schemas.microsoft.com/office/drawing/2015/9/8/chartex" xmlns:cx2="http://schemas.microsoft.com/office/drawing/2015/10/21/chartex" xmlns:cx3="http://schemas.microsoft.com/office/drawing/2016/5/9/chartex" xmlns:cx4="http://schemas.microsoft.com/office/drawing/2016/5/10/chartex" xmlns:cx5="http://schemas.microsoft.com/office/drawing/2016/5/11/chartex" xmlns:cx6="http://schemas.microsoft.com/office/drawing/2016/5/12/chartex" xmlns:cx7="http://schemas.microsoft.com/office/drawing/2016/5/13/chartex" xmlns:cx8="http://schemas.microsoft.com/office/drawing/2016/5/14/chartex" xmlns:mc="http://schemas.openxmlformats.org/markup-compatibility/2006" xmlns:aink="http://schemas.microsoft.com/office/drawing/2016/ink" xmlns:am3d="http://schemas.microsoft.com/office/drawing/2017/model3d" xmlns:o="urn:schemas-microsoft-com:office:office" xmlns:oel="http://schemas.microsoft.com/office/2019/extlst" xmlns:r="http://schemas.openxmlformats.org/officeDocument/2006/relationships" xmlns:m="http://schemas.openxmlformats.org/officeDocument/2006/math" xmlns:v="urn:schemas-microsoft-com:vml" xmlns:wp14="http://schemas.microsoft.com/office/word/2010/wordprocessingDrawing" xmlns:wp="http://schemas.openxmlformats.org/drawingml/2006/wordprocessingDrawing" xmlns:w10="urn:schemas-microsoft-com:office:word" xmlns:w="http://schemas.openxmlformats.org/wordprocessingml/2006/main" xmlns:w14="http://schemas.microsoft.com/office/word/2010/wordml" xmlns:w15="http://schemas.microsoft.com/office/word/2012/wordml" xmlns:w16cei="http://schemas.microsoft.com/office/word/2026/wordml/cei" xmlns:w16cex="http://schemas.microsoft.com/office/word/2018/wordml/cex" xmlns:w16cid="http://schemas.microsoft.com/office/word/2016/wordml/cid" xmlns:w16="http://schemas.microsoft.com/office/word/2018/wordml" xmlns:w16du="http://schemas.microsoft.com/office/word/2023/wordml/word16du" xmlns:w16sdtdh="http://schemas.microsoft.com/office/word/2020/wordml/sdtdatahash" xmlns:w16sdtfl="http://schemas.microsoft.com/office/word/2024/wordml/sdtformatlock" xmlns:w16se="http://schemas.microsoft.com/office/word/2015/wordml/symex" xmlns:wpg="http://schemas.microsoft.com/office/word/2010/wordprocessingGroup" xmlns:wpi="http://schemas.microsoft.com/office/word/2010/wordprocessingInk" xmlns:wne="http://schemas.microsoft.com/office/word/2006/wordml" xmlns:wps="http://schemas.microsoft.com/office/word/2010/wordprocessingShape" mc:Ignorable="w14 w15 w16se w16cid w16 w16cex w16sdtdh w16sdtfl w16du wp14">
+<w:hdr xmlns:wpc="http://schemas.microsoft.com/office/word/2010/wordprocessingCanvas" xmlns:cx="http://schemas.microsoft.com/office/drawing/2014/chartex" xmlns:cx1="http://schemas.microsoft.com/office/drawing/2015/9/8/chartex" xmlns:cx2="http://schemas.microsoft.com/office/drawing/2015/10/21/chartex" xmlns:cx3="http://schemas.microsoft.com/office/drawing/2016/5/9/chartex" xmlns:cx4="http://schemas.microsoft.com/office/drawing/2016/5/10/chartex" xmlns:cx5="http://schemas.microsoft.com/office/drawing/2016/5/11/chartex" xmlns:cx6="http://schemas.microsoft.com/office/drawing/2016/5/12/chartex" xmlns:cx7="http://schemas.microsoft.com/office/drawing/2016/5/13/chartex" xmlns:cx8="http://schemas.microsoft.com/office/drawing/2016/5/14/chartex" xmlns:mc="http://schemas.openxmlformats.org/markup-compatibility/2006" xmlns:aink="http://schemas.microsoft.com/office/drawing/2016/ink" xmlns:am3d="http://schemas.microsoft.com/office/drawing/2017/model3d" xmlns:o="urn:schemas-microsoft-com:office:office" xmlns:oel="http://schemas.microsoft.com/office/2019/extlst" xmlns:r="http://schemas.openxmlformats.org/officeDocument/2006/relationships" xmlns:m="http://schemas.openxmlformats.org/officeDocument/2006/math" xmlns:v="urn:schemas-microsoft-com:vml" xmlns:wp14="http://schemas.microsoft.com/office/word/2010/wordprocessingDrawing" xmlns:wp="http://schemas.openxmlformats.org/drawingml/2006/wordprocessingDrawing" xmlns:w10="urn:schemas-microsoft-com:office:word" xmlns:w="http://schemas.openxmlformats.org/wordprocessingml/2006/main" xmlns:w14="http://schemas.microsoft.com/office/word/2010/wordml" xmlns:w15="http://schemas.microsoft.com/office/word/2012/wordml" xmlns:w16cex="http://schemas.microsoft.com/office/word/2018/wordml/cex" xmlns:w16cid="http://schemas.microsoft.com/office/word/2016/wordml/cid" xmlns:w16="http://schemas.microsoft.com/office/word/2018/wordml" xmlns:w16du="http://schemas.microsoft.com/office/word/2023/wordml/word16du" xmlns:w16sdtdh="http://schemas.microsoft.com/office/word/2020/wordml/sdtdatahash" xmlns:w16sdtfl="http://schemas.microsoft.com/office/word/2024/wordml/sdtformatlock" xmlns:w16se="http://schemas.microsoft.com/office/word/2015/wordml/symex" xmlns:wpg="http://schemas.microsoft.com/office/word/2010/wordprocessingGroup" xmlns:wpi="http://schemas.microsoft.com/office/word/2010/wordprocessingInk" xmlns:wne="http://schemas.microsoft.com/office/word/2006/wordml" xmlns:wps="http://schemas.microsoft.com/office/word/2010/wordprocessingShape" mc:Ignorable="w14 w15 w16se w16cid w16 w16cex w16sdtdh w16sdtfl w16du wp14">
   <w:p>
     <w:pPr>
       <w:pStyle w:val="BodyText"/>
@@ -9864,7 +9887,13 @@
                             <w:rPr>
                               <w:spacing w:val="-2"/>
                             </w:rPr>
-                            <w:t>9/8</w:t>
+                            <w:t>9/</w:t>
+                          </w:r>
+                          <w:r>
+                            <w:rPr>
+                              <w:spacing w:val="-2"/>
+                            </w:rPr>
+                            <w:t>9</w:t>
                           </w:r>
                           <w:r>
                             <w:rPr>
@@ -9926,7 +9955,13 @@
                       <w:rPr>
                         <w:spacing w:val="-2"/>
                       </w:rPr>
-                      <w:t>9/8</w:t>
+                      <w:t>9/</w:t>
+                    </w:r>
+                    <w:r>
+                      <w:rPr>
+                        <w:spacing w:val="-2"/>
+                      </w:rPr>
+                      <w:t>9</w:t>
                     </w:r>
                     <w:r>
                       <w:rPr>
@@ -9960,7 +9995,7 @@
 </file>
 
 <file path=word/numbering.xml><?xml version="1.0" encoding="utf-8"?>
-<w:numbering xmlns:wpc="http://schemas.microsoft.com/office/word/2010/wordprocessingCanvas" xmlns:cx="http://schemas.microsoft.com/office/drawing/2014/chartex" xmlns:cx1="http://schemas.microsoft.com/office/drawing/2015/9/8/chartex" xmlns:cx2="http://schemas.microsoft.com/office/drawing/2015/10/21/chartex" xmlns:cx3="http://schemas.microsoft.com/office/drawing/2016/5/9/chartex" xmlns:cx4="http://schemas.microsoft.com/office/drawing/2016/5/10/chartex" xmlns:cx5="http://schemas.microsoft.com/office/drawing/2016/5/11/chartex" xmlns:cx6="http://schemas.microsoft.com/office/drawing/2016/5/12/chartex" xmlns:cx7="http://schemas.microsoft.com/office/drawing/2016/5/13/chartex" xmlns:cx8="http://schemas.microsoft.com/office/drawing/2016/5/14/chartex" xmlns:mc="http://schemas.openxmlformats.org/markup-compatibility/2006" xmlns:aink="http://schemas.microsoft.com/office/drawing/2016/ink" xmlns:am3d="http://schemas.microsoft.com/office/drawing/2017/model3d" xmlns:o="urn:schemas-microsoft-com:office:office" xmlns:oel="http://schemas.microsoft.com/office/2019/extlst" xmlns:r="http://schemas.openxmlformats.org/officeDocument/2006/relationships" xmlns:m="http://schemas.openxmlformats.org/officeDocument/2006/math" xmlns:v="urn:schemas-microsoft-com:vml" xmlns:wp14="http://schemas.microsoft.com/office/word/2010/wordprocessingDrawing" xmlns:wp="http://schemas.openxmlformats.org/drawingml/2006/wordprocessingDrawing" xmlns:w10="urn:schemas-microsoft-com:office:word" xmlns:w="http://schemas.openxmlformats.org/wordprocessingml/2006/main" xmlns:w14="http://schemas.microsoft.com/office/word/2010/wordml" xmlns:w15="http://schemas.microsoft.com/office/word/2012/wordml" xmlns:w16cei="http://schemas.microsoft.com/office/word/2026/wordml/cei" xmlns:w16cex="http://schemas.microsoft.com/office/word/2018/wordml/cex" xmlns:w16cid="http://schemas.microsoft.com/office/word/2016/wordml/cid" xmlns:w16="http://schemas.microsoft.com/office/word/2018/wordml" xmlns:w16du="http://schemas.microsoft.com/office/word/2023/wordml/word16du" xmlns:w16sdtdh="http://schemas.microsoft.com/office/word/2020/wordml/sdtdatahash" xmlns:w16sdtfl="http://schemas.microsoft.com/office/word/2024/wordml/sdtformatlock" xmlns:w16se="http://schemas.microsoft.com/office/word/2015/wordml/symex" xmlns:wpg="http://schemas.microsoft.com/office/word/2010/wordprocessingGroup" xmlns:wpi="http://schemas.microsoft.com/office/word/2010/wordprocessingInk" xmlns:wne="http://schemas.microsoft.com/office/word/2006/wordml" xmlns:wps="http://schemas.microsoft.com/office/word/2010/wordprocessingShape" mc:Ignorable="w14 w15 w16se w16cid w16 w16cex w16sdtdh w16sdtfl w16du wp14">
+<w:numbering xmlns:wpc="http://schemas.microsoft.com/office/word/2010/wordprocessingCanvas" xmlns:cx="http://schemas.microsoft.com/office/drawing/2014/chartex" xmlns:cx1="http://schemas.microsoft.com/office/drawing/2015/9/8/chartex" xmlns:cx2="http://schemas.microsoft.com/office/drawing/2015/10/21/chartex" xmlns:cx3="http://schemas.microsoft.com/office/drawing/2016/5/9/chartex" xmlns:cx4="http://schemas.microsoft.com/office/drawing/2016/5/10/chartex" xmlns:cx5="http://schemas.microsoft.com/office/drawing/2016/5/11/chartex" xmlns:cx6="http://schemas.microsoft.com/office/drawing/2016/5/12/chartex" xmlns:cx7="http://schemas.microsoft.com/office/drawing/2016/5/13/chartex" xmlns:cx8="http://schemas.microsoft.com/office/drawing/2016/5/14/chartex" xmlns:mc="http://schemas.openxmlformats.org/markup-compatibility/2006" xmlns:aink="http://schemas.microsoft.com/office/drawing/2016/ink" xmlns:am3d="http://schemas.microsoft.com/office/drawing/2017/model3d" xmlns:o="urn:schemas-microsoft-com:office:office" xmlns:oel="http://schemas.microsoft.com/office/2019/extlst" xmlns:r="http://schemas.openxmlformats.org/officeDocument/2006/relationships" xmlns:m="http://schemas.openxmlformats.org/officeDocument/2006/math" xmlns:v="urn:schemas-microsoft-com:vml" xmlns:wp14="http://schemas.microsoft.com/office/word/2010/wordprocessingDrawing" xmlns:wp="http://schemas.openxmlformats.org/drawingml/2006/wordprocessingDrawing" xmlns:w10="urn:schemas-microsoft-com:office:word" xmlns:w="http://schemas.openxmlformats.org/wordprocessingml/2006/main" xmlns:w14="http://schemas.microsoft.com/office/word/2010/wordml" xmlns:w15="http://schemas.microsoft.com/office/word/2012/wordml" xmlns:w16cex="http://schemas.microsoft.com/office/word/2018/wordml/cex" xmlns:w16cid="http://schemas.microsoft.com/office/word/2016/wordml/cid" xmlns:w16="http://schemas.microsoft.com/office/word/2018/wordml" xmlns:w16du="http://schemas.microsoft.com/office/word/2023/wordml/word16du" xmlns:w16sdtdh="http://schemas.microsoft.com/office/word/2020/wordml/sdtdatahash" xmlns:w16sdtfl="http://schemas.microsoft.com/office/word/2024/wordml/sdtformatlock" xmlns:w16se="http://schemas.microsoft.com/office/word/2015/wordml/symex" xmlns:wpg="http://schemas.microsoft.com/office/word/2010/wordprocessingGroup" xmlns:wpi="http://schemas.microsoft.com/office/word/2010/wordprocessingInk" xmlns:wne="http://schemas.microsoft.com/office/word/2006/wordml" xmlns:wps="http://schemas.microsoft.com/office/word/2010/wordprocessingShape" mc:Ignorable="w14 w15 w16se w16cid w16 w16cex w16sdtdh w16sdtfl w16du wp14">
   <w:abstractNum w:abstractNumId="0" w15:restartNumberingAfterBreak="0">
     <w:nsid w:val="0CF557F4"/>
     <w:multiLevelType w:val="multilevel"/>
@@ -11359,6 +11394,7 @@
   <w:style w:type="character" w:default="1" w:styleId="DefaultParagraphFont">
     <w:name w:val="Default Paragraph Font"/>
     <w:uiPriority w:val="1"/>
+    <w:semiHidden/>
     <w:unhideWhenUsed/>
   </w:style>
   <w:style w:type="table" w:default="1" w:styleId="TableNormal">
@@ -11788,6 +11824,14 @@
 </file>
 
 <file path=customXml/item1.xml><?xml version="1.0" encoding="utf-8"?>
+<p:properties xmlns:p="http://schemas.microsoft.com/office/2006/metadata/properties" xmlns:xsi="http://www.w3.org/2001/XMLSchema-instance" xmlns:pc="http://schemas.microsoft.com/office/infopath/2007/PartnerControls">
+  <documentManagement>
+    <_activity xmlns="ef71a7cb-f38d-41e3-9cd1-e30274701f16" xsi:nil="true"/>
+  </documentManagement>
+</p:properties>
+</file>
+
+<file path=customXml/item2.xml><?xml version="1.0" encoding="utf-8"?>
 <ct:contentTypeSchema xmlns:ct="http://schemas.microsoft.com/office/2006/metadata/contentType" xmlns:ma="http://schemas.microsoft.com/office/2006/metadata/properties/metaAttributes" ct:_="" ma:_="" ma:contentTypeName="Document" ma:contentTypeID="0x01010047E498EA7BACB146A627AFE84097E2DB" ma:contentTypeVersion="15" ma:contentTypeDescription="Create a new document." ma:contentTypeScope="" ma:versionID="39380f8e7ec001335dee8c2c3ff7d5ad">
   <xsd:schema xmlns:xsd="http://www.w3.org/2001/XMLSchema" xmlns:xs="http://www.w3.org/2001/XMLSchema" xmlns:p="http://schemas.microsoft.com/office/2006/metadata/properties" xmlns:ns3="ef71a7cb-f38d-41e3-9cd1-e30274701f16" xmlns:ns4="84dc4be9-2469-4ad0-9570-2082289f3cfe" targetNamespace="http://schemas.microsoft.com/office/2006/metadata/properties" ma:root="true" ma:fieldsID="093bedef5295886a4147ebf169985465" ns3:_="" ns4:_="">
     <xsd:import namespace="ef71a7cb-f38d-41e3-9cd1-e30274701f16"/>
@@ -12022,14 +12066,6 @@
 </ct:contentTypeSchema>
 </file>
 
-<file path=customXml/item2.xml><?xml version="1.0" encoding="utf-8"?>
-<p:properties xmlns:p="http://schemas.microsoft.com/office/2006/metadata/properties" xmlns:xsi="http://www.w3.org/2001/XMLSchema-instance" xmlns:pc="http://schemas.microsoft.com/office/infopath/2007/PartnerControls">
-  <documentManagement>
-    <_activity xmlns="ef71a7cb-f38d-41e3-9cd1-e30274701f16" xsi:nil="true"/>
-  </documentManagement>
-</p:properties>
-</file>
-
 <file path=customXml/item3.xml><?xml version="1.0" encoding="utf-8"?>
 <?mso-contentType ?>
 <FormTemplates xmlns="http://schemas.microsoft.com/sharepoint/v3/contenttype/forms">
@@ -12040,6 +12076,16 @@
 </file>
 
 <file path=customXml/itemProps1.xml><?xml version="1.0" encoding="utf-8"?>
+<ds:datastoreItem xmlns:ds="http://schemas.openxmlformats.org/officeDocument/2006/customXml" ds:itemID="{9962B4BE-15F7-4364-AC7D-502661230D69}">
+  <ds:schemaRefs>
+    <ds:schemaRef ds:uri="http://schemas.microsoft.com/office/2006/metadata/properties"/>
+    <ds:schemaRef ds:uri="http://schemas.microsoft.com/office/infopath/2007/PartnerControls"/>
+    <ds:schemaRef ds:uri="ef71a7cb-f38d-41e3-9cd1-e30274701f16"/>
+  </ds:schemaRefs>
+</ds:datastoreItem>
+</file>
+
+<file path=customXml/itemProps2.xml><?xml version="1.0" encoding="utf-8"?>
 <ds:datastoreItem xmlns:ds="http://schemas.openxmlformats.org/officeDocument/2006/customXml" ds:itemID="{D9FCF54A-BA20-40E7-BBF9-788B22CC3671}">
   <ds:schemaRefs>
     <ds:schemaRef ds:uri="http://schemas.microsoft.com/office/2006/metadata/contentType"/>
@@ -12058,16 +12104,6 @@
 </ds:datastoreItem>
 </file>
 
-<file path=customXml/itemProps2.xml><?xml version="1.0" encoding="utf-8"?>
-<ds:datastoreItem xmlns:ds="http://schemas.openxmlformats.org/officeDocument/2006/customXml" ds:itemID="{9962B4BE-15F7-4364-AC7D-502661230D69}">
-  <ds:schemaRefs>
-    <ds:schemaRef ds:uri="http://schemas.microsoft.com/office/2006/metadata/properties"/>
-    <ds:schemaRef ds:uri="http://schemas.microsoft.com/office/infopath/2007/PartnerControls"/>
-    <ds:schemaRef ds:uri="ef71a7cb-f38d-41e3-9cd1-e30274701f16"/>
-  </ds:schemaRefs>
-</ds:datastoreItem>
-</file>
-
 <file path=customXml/itemProps3.xml><?xml version="1.0" encoding="utf-8"?>
 <ds:datastoreItem xmlns:ds="http://schemas.openxmlformats.org/officeDocument/2006/customXml" ds:itemID="{0FA8D574-67EC-4E09-AA5E-5F23CAED2B6D}">
   <ds:schemaRefs>
